--- a/backend/src/test/resources/fixtures/m5-reference-hazards.docx
+++ b/backend/src/test/resources/fixtures/m5-reference-hazards.docx
@@ -23,7 +23,7 @@
         <w:pStyle w:val="Heading1"/>
       </w:pPr>
       <w:r>
-        <w:t xml:space="preserve">Definitions</w:t>
+        <w:t xml:space="preserve">1. Definitions</w:t>
       </w:r>
     </w:p>
     <w:p>
@@ -55,7 +55,7 @@
         <w:pStyle w:val="Heading1"/>
       </w:pPr>
       <w:r>
-        <w:t xml:space="preserve">Orders and Term</w:t>
+        <w:t xml:space="preserve">2. Orders and Term</w:t>
       </w:r>
     </w:p>
     <w:p>
@@ -87,7 +87,7 @@
         <w:pStyle w:val="Heading1"/>
       </w:pPr>
       <w:r>
-        <w:t xml:space="preserve">Termination</w:t>
+        <w:t xml:space="preserve">5. Termination</w:t>
       </w:r>
     </w:p>
     <w:p>
